--- a/policies/build/preview_hco/HCO.PSQ.4_v2_preview.docx
+++ b/policies/build/preview_hco/HCO.PSQ.4_v2_preview.docx
@@ -773,7 +773,7 @@
           <w:sz w:val="22"/>
           <w:szCs w:val="22"/>
         </w:rPr>
-        <w:t xml:space="preserve">Boundaries: do not copy SHCO equivalent-chapter wording. Do not overwrite HCO AAC, COP, MOM, PRE or IPC policies. Spell out abbreviations on first use in training materials. OE counts/levels/asterisks stay with the official portal Standards PDF. Method notes come from the Guidebook Interpretation paragraphs (scanned PDF md5 2c4489ee98de4ae9b49cba168ea9f42a).</w:t>
+        <w:t xml:space="preserve">Boundaries: do not overwrite HCO AAC, COP, MOM, PRE or IPC policies. Spell out abbreviations on first use in training materials. OE counts/levels/asterisks stay with the official portal Standards PDF. Method notes come from the Guidebook Interpretation paragraphs (scanned PDF md5 2c4489ee98de4ae9b49cba168ea9f42a).</w:t>
       </w:r>
     </w:p>
     <w:p>
@@ -839,7 +839,7 @@
           <w:sz w:val="22"/>
           <w:szCs w:val="22"/>
         </w:rPr>
-        <w:t xml:space="preserve">2. Do not skip: The Quality improvement projects shall include improvements in patient care delivery and hospital operation...</w:t>
+        <w:t xml:space="preserve">2. Do not skip: The Quality improvement projects shall include improvements in patient care delivery and hospital operations...</w:t>
       </w:r>
     </w:p>
     <w:p>
@@ -851,7 +851,7 @@
           <w:sz w:val="22"/>
           <w:szCs w:val="22"/>
         </w:rPr>
-        <w:t xml:space="preserve">3. Do not skip: The organisation uses appropriate analytical managerial and statistical tools for its quality improvement a...</w:t>
+        <w:t xml:space="preserve">3. Do not skip: The organisation uses appropriate analytical managerial and statistical tools for its quality improvement...</w:t>
       </w:r>
     </w:p>
     <w:p>
@@ -950,7 +950,7 @@
         <w:spacing w:after="100" w:before="220"/>
       </w:pPr>
       <w:r>
-        <w:t xml:space="preserve">5.2 The Quality improvement projects shall include improvements in patien...</w:t>
+        <w:t xml:space="preserve">5.2 The Quality improvement projects shall include improvements in patient...</w:t>
       </w:r>
     </w:p>
     <w:p>
@@ -995,7 +995,7 @@
         <w:spacing w:after="100" w:before="220"/>
       </w:pPr>
       <w:r>
-        <w:t xml:space="preserve">5.3 The organisation uses appropriate analytical managerial and statistic...</w:t>
+        <w:t xml:space="preserve">5.3 The organisation uses appropriate analytical managerial and statistical...</w:t>
       </w:r>
     </w:p>
     <w:p>
@@ -1040,7 +1040,7 @@
         <w:spacing w:after="100" w:before="220"/>
       </w:pPr>
       <w:r>
-        <w:t xml:space="preserve">5.4 The organisation has a mechanism to capture patient reported outcome ...</w:t>
+        <w:t xml:space="preserve">5.4 The organisation has a mechanism to capture patient reported outcome...</w:t>
       </w:r>
     </w:p>
     <w:p>
@@ -1086,6 +1086,20 @@
       </w:pPr>
       <w:r>
         <w:t xml:space="preserve">6. Governance and responsibility</w:t>
+      </w:r>
+    </w:p>
+    <w:p>
+      <w:pPr>
+        <w:spacing w:after="20" w:before="100"/>
+      </w:pPr>
+      <w:r>
+        <w:rPr>
+          <w:b/>
+          <w:bCs/>
+          <w:sz w:val="22"/>
+          <w:szCs w:val="22"/>
+        </w:rPr>
+        <w:t xml:space="preserve">Medical Superintendent</w:t>
       </w:r>
     </w:p>
     <w:p>
@@ -1102,7 +1116,7 @@
           <w:sz w:val="22"/>
           <w:szCs w:val="22"/>
         </w:rPr>
-        <w:t xml:space="preserve">Medical Superintendent</w:t>
+        <w:t xml:space="preserve">Accountable that PSQ.4 is resourced and followed.</w:t>
       </w:r>
     </w:p>
     <w:p>
@@ -1119,7 +1133,21 @@
           <w:sz w:val="22"/>
           <w:szCs w:val="22"/>
         </w:rPr>
-        <w:t xml:space="preserve">Accountable that PSQ.4 is resourced and followed.</w:t>
+        <w:t xml:space="preserve">Acts on sentinel events, safety-culture failures and quality-programme gaps that reach top leadership.</w:t>
+      </w:r>
+    </w:p>
+    <w:p>
+      <w:pPr>
+        <w:spacing w:after="20" w:before="100"/>
+      </w:pPr>
+      <w:r>
+        <w:rPr>
+          <w:b/>
+          <w:bCs/>
+          <w:sz w:val="22"/>
+          <w:szCs w:val="22"/>
+        </w:rPr>
+        <w:t xml:space="preserve">Quality Coordinator</w:t>
       </w:r>
     </w:p>
     <w:p>
@@ -1136,7 +1164,21 @@
           <w:sz w:val="22"/>
           <w:szCs w:val="22"/>
         </w:rPr>
-        <w:t xml:space="preserve">Acts on sentinel events, safety-culture failures and quality-programme gaps that reach top leadership.</w:t>
+        <w:t xml:space="preserve">Owns day-to-day implementation and records for this standard.</w:t>
+      </w:r>
+    </w:p>
+    <w:p>
+      <w:pPr>
+        <w:spacing w:after="20" w:before="100"/>
+      </w:pPr>
+      <w:r>
+        <w:rPr>
+          <w:b/>
+          <w:bCs/>
+          <w:sz w:val="22"/>
+          <w:szCs w:val="22"/>
+        </w:rPr>
+        <w:t xml:space="preserve">Patient Safety Officer</w:t>
       </w:r>
     </w:p>
     <w:p>
@@ -1153,6 +1195,20 @@
           <w:sz w:val="22"/>
           <w:szCs w:val="22"/>
         </w:rPr>
+        <w:t xml:space="preserve">Coordinates the patient-safety programme and incident/sentinel-event path across standards.</w:t>
+      </w:r>
+    </w:p>
+    <w:p>
+      <w:pPr>
+        <w:spacing w:after="20" w:before="100"/>
+      </w:pPr>
+      <w:r>
+        <w:rPr>
+          <w:b/>
+          <w:bCs/>
+          <w:sz w:val="22"/>
+          <w:szCs w:val="22"/>
+        </w:rPr>
         <w:t xml:space="preserve">Quality Coordinator</w:t>
       </w:r>
     </w:p>
@@ -1170,7 +1226,7 @@
           <w:sz w:val="22"/>
           <w:szCs w:val="22"/>
         </w:rPr>
-        <w:t xml:space="preserve">Owns day-to-day implementation and records for this standard.</w:t>
+        <w:t xml:space="preserve">Coordinates the quality-improvement programme, indicators, audits and projects as this standard requires.</w:t>
       </w:r>
     </w:p>
     <w:p>
@@ -1187,7 +1243,21 @@
           <w:sz w:val="22"/>
           <w:szCs w:val="22"/>
         </w:rPr>
-        <w:t xml:space="preserve">Patient Safety Officer</w:t>
+        <w:t xml:space="preserve">Audits this policy «quarterly»; holds training acknowledgements.</w:t>
+      </w:r>
+    </w:p>
+    <w:p>
+      <w:pPr>
+        <w:spacing w:after="20" w:before="100"/>
+      </w:pPr>
+      <w:r>
+        <w:rPr>
+          <w:b/>
+          <w:bCs/>
+          <w:sz w:val="22"/>
+          <w:szCs w:val="22"/>
+        </w:rPr>
+        <w:t xml:space="preserve">Nursing Superintendent</w:t>
       </w:r>
     </w:p>
     <w:p>
@@ -1204,7 +1274,28 @@
           <w:sz w:val="22"/>
           <w:szCs w:val="22"/>
         </w:rPr>
-        <w:t xml:space="preserve">Coordinates the patient-safety programme and incident/sentinel-event path across standards.</w:t>
+        <w:t xml:space="preserve">Owns nursing-care quality monitoring where this standard requires it.</w:t>
+      </w:r>
+    </w:p>
+    <w:p>
+      <w:pPr>
+        <w:pStyle w:val="Heading1"/>
+        <w:spacing w:after="120" w:before="280"/>
+      </w:pPr>
+      <w:r>
+        <w:t xml:space="preserve">7. Quality monitoring (RCA → CAPA)</w:t>
+      </w:r>
+    </w:p>
+    <w:p>
+      <w:pPr>
+        <w:spacing w:after="140"/>
+      </w:pPr>
+      <w:r>
+        <w:rPr>
+          <w:sz w:val="22"/>
+          <w:szCs w:val="22"/>
+        </w:rPr>
+        <w:t xml:space="preserve">The Quality Coordinator audits this policy «quarterly». The audit reviews:</w:t>
       </w:r>
     </w:p>
     <w:p>
@@ -1221,7 +1312,7 @@
           <w:sz w:val="22"/>
           <w:szCs w:val="22"/>
         </w:rPr>
-        <w:t xml:space="preserve">Quality Coordinator</w:t>
+        <w:t xml:space="preserve">Records for a sample of this standard's objective elements, checked against the What-we-do steps.</w:t>
       </w:r>
     </w:p>
     <w:p>
@@ -1238,7 +1329,7 @@
           <w:sz w:val="22"/>
           <w:szCs w:val="22"/>
         </w:rPr>
-        <w:t xml:space="preserve">Coordinates the quality-improvement programme, indicators, audits and projects as this standard requires.</w:t>
+        <w:t xml:space="preserve">CORE objective elements show no critical gaps in the sample.</w:t>
       </w:r>
     </w:p>
     <w:p>
@@ -1255,142 +1346,19 @@
           <w:sz w:val="22"/>
           <w:szCs w:val="22"/>
         </w:rPr>
-        <w:t xml:space="preserve">Audits this policy «quarterly»; holds training acknowledgements.</w:t>
-      </w:r>
-    </w:p>
-    <w:p>
-      <w:pPr>
-        <w:pStyle w:val="ListParagraph"/>
-        <w:numPr>
-          <w:ilvl w:val="0"/>
-          <w:numId w:val="1"/>
-        </w:numPr>
-        <w:spacing w:after="60"/>
-      </w:pPr>
-      <w:r>
-        <w:rPr>
-          <w:sz w:val="22"/>
-          <w:szCs w:val="22"/>
-        </w:rPr>
-        <w:t xml:space="preserve">Nursing Superintendent</w:t>
-      </w:r>
-    </w:p>
-    <w:p>
-      <w:pPr>
-        <w:pStyle w:val="ListParagraph"/>
-        <w:numPr>
-          <w:ilvl w:val="0"/>
-          <w:numId w:val="1"/>
-        </w:numPr>
-        <w:spacing w:after="60"/>
-      </w:pPr>
-      <w:r>
-        <w:rPr>
-          <w:sz w:val="22"/>
-          <w:szCs w:val="22"/>
-        </w:rPr>
-        <w:t xml:space="preserve">Owns nursing-care quality monitoring where this standard requires it.</w:t>
-      </w:r>
-    </w:p>
-    <w:p>
-      <w:pPr>
-        <w:pStyle w:val="Heading1"/>
-        <w:spacing w:after="120" w:before="280"/>
-      </w:pPr>
-      <w:r>
-        <w:t xml:space="preserve">7. Quality monitoring (RCA → CAPA)</w:t>
-      </w:r>
-    </w:p>
-    <w:p>
-      <w:pPr>
-        <w:spacing w:after="140"/>
-      </w:pPr>
-      <w:r>
-        <w:rPr>
-          <w:sz w:val="22"/>
-          <w:szCs w:val="22"/>
-        </w:rPr>
-        <w:t xml:space="preserve">The Quality Coordinator audits this policy «quarterly».</w:t>
-      </w:r>
-    </w:p>
-    <w:p>
-      <w:pPr>
-        <w:spacing w:after="140"/>
-      </w:pPr>
-      <w:r>
-        <w:rPr>
-          <w:sz w:val="22"/>
-          <w:szCs w:val="22"/>
-        </w:rPr>
-        <w:t xml:space="preserve">What is monitored each quarter:</w:t>
-      </w:r>
-    </w:p>
-    <w:p>
-      <w:pPr>
-        <w:pStyle w:val="ListParagraph"/>
-        <w:numPr>
-          <w:ilvl w:val="0"/>
-          <w:numId w:val="1"/>
-        </w:numPr>
-        <w:spacing w:after="60"/>
-      </w:pPr>
-      <w:r>
-        <w:rPr>
-          <w:sz w:val="22"/>
-          <w:szCs w:val="22"/>
-        </w:rPr>
-        <w:t xml:space="preserve">Sample of records for each OE PSQ.4.a–d.</w:t>
-      </w:r>
-    </w:p>
-    <w:p>
-      <w:pPr>
-        <w:pStyle w:val="ListParagraph"/>
-        <w:numPr>
-          <w:ilvl w:val="0"/>
-          <w:numId w:val="1"/>
-        </w:numPr>
-        <w:spacing w:after="60"/>
-      </w:pPr>
-      <w:r>
-        <w:rPr>
-          <w:sz w:val="22"/>
-          <w:szCs w:val="22"/>
-        </w:rPr>
-        <w:t xml:space="preserve">Asterisked elements (none) have document evidence as required.</w:t>
-      </w:r>
-    </w:p>
-    <w:p>
-      <w:pPr>
-        <w:pStyle w:val="ListParagraph"/>
-        <w:numPr>
-          <w:ilvl w:val="0"/>
-          <w:numId w:val="1"/>
-        </w:numPr>
-        <w:spacing w:after="60"/>
-      </w:pPr>
-      <w:r>
-        <w:rPr>
-          <w:sz w:val="22"/>
-          <w:szCs w:val="22"/>
-        </w:rPr>
-        <w:t xml:space="preserve">CORE elements (a) show no critical gaps in the sample.</w:t>
-      </w:r>
-    </w:p>
-    <w:p>
-      <w:pPr>
-        <w:pStyle w:val="ListParagraph"/>
-        <w:numPr>
-          <w:ilvl w:val="0"/>
-          <w:numId w:val="1"/>
-        </w:numPr>
-        <w:spacing w:after="60"/>
-      </w:pPr>
-      <w:r>
-        <w:rPr>
-          <w:sz w:val="22"/>
-          <w:szCs w:val="22"/>
-        </w:rPr>
         <w:t xml:space="preserve">Stop-work events (if any) are logged with outcome.</w:t>
+      </w:r>
+    </w:p>
+    <w:p>
+      <w:pPr>
+        <w:spacing w:after="140"/>
+      </w:pPr>
+      <w:r>
+        <w:rPr>
+          <w:sz w:val="22"/>
+          <w:szCs w:val="22"/>
+        </w:rPr>
+        <w:t xml:space="preserve">Root-cause analysis is required when a gap found in this audit remains open beyond «90 days».</w:t>
       </w:r>
     </w:p>
     <w:p>
@@ -2863,7 +2831,7 @@
           <w:sz w:val="22"/>
           <w:szCs w:val="22"/>
         </w:rPr>
-        <w:t xml:space="preserve">Records showing PSQ.4.a was followed for sampled cases.</w:t>
+        <w:t xml:space="preserve">Live quality-improvement project register with aim, owner, start date and status.</w:t>
       </w:r>
     </w:p>
     <w:p>
@@ -2880,7 +2848,7 @@
           <w:sz w:val="22"/>
           <w:szCs w:val="22"/>
         </w:rPr>
-        <w:t xml:space="preserve">Written guidance / protocol referenced for this element (where required).</w:t>
+        <w:t xml:space="preserve">Evidence of at least two quality-improvement projects undertaken in the year.</w:t>
       </w:r>
     </w:p>
     <w:p>
@@ -2897,7 +2865,16 @@
           <w:sz w:val="22"/>
           <w:szCs w:val="22"/>
         </w:rPr>
-        <w:t xml:space="preserve">Audit sample notes for PSQ.4.a reviewed «quarterly».</w:t>
+        <w:t xml:space="preserve">Before/after measurement record for each project.</w:t>
+      </w:r>
+    </w:p>
+    <w:p>
+      <w:pPr>
+        <w:pStyle w:val="Heading2"/>
+        <w:spacing w:after="100" w:before="220"/>
+      </w:pPr>
+      <w:r>
+        <w:t xml:space="preserve">PSQ.4.b — The Quality improvement projects shall include improvements in patient care delivery and hospital operations which will have an impact on cost and efficiency.</w:t>
       </w:r>
     </w:p>
     <w:p>
@@ -2914,16 +2891,7 @@
           <w:sz w:val="22"/>
           <w:szCs w:val="22"/>
         </w:rPr>
-        <w:t xml:space="preserve">CORE-element sample with no critical gaps in the quarter under review.</w:t>
-      </w:r>
-    </w:p>
-    <w:p>
-      <w:pPr>
-        <w:pStyle w:val="Heading2"/>
-        <w:spacing w:after="100" w:before="220"/>
-      </w:pPr>
-      <w:r>
-        <w:t xml:space="preserve">PSQ.4.b — The Quality improvement projects shall include improvements in patient care delivery and hospital operations which will have an impact on cost and efficiency.</w:t>
+        <w:t xml:space="preserve">Project register tagged against the six quality domains (patient safety, cost-effectiveness, patient-centredness, timeliness, efficiency, equity).</w:t>
       </w:r>
     </w:p>
     <w:p>
@@ -2940,7 +2908,7 @@
           <w:sz w:val="22"/>
           <w:szCs w:val="22"/>
         </w:rPr>
-        <w:t xml:space="preserve">Records showing PSQ.4.b was followed for sampled cases.</w:t>
+        <w:t xml:space="preserve">Completed-project evidence covering those domains over the review period.</w:t>
       </w:r>
     </w:p>
     <w:p>
@@ -2957,7 +2925,16 @@
           <w:sz w:val="22"/>
           <w:szCs w:val="22"/>
         </w:rPr>
-        <w:t xml:space="preserve">Written guidance / protocol referenced for this element (where required).</w:t>
+        <w:t xml:space="preserve">Cost or efficiency impact record where applicable.</w:t>
+      </w:r>
+    </w:p>
+    <w:p>
+      <w:pPr>
+        <w:pStyle w:val="Heading2"/>
+        <w:spacing w:after="100" w:before="220"/>
+      </w:pPr>
+      <w:r>
+        <w:t xml:space="preserve">PSQ.4.c — The organisation uses appropriate analytical managerial and statistical tools for its quality improvement activities.</w:t>
       </w:r>
     </w:p>
     <w:p>
@@ -2974,16 +2951,7 @@
           <w:sz w:val="22"/>
           <w:szCs w:val="22"/>
         </w:rPr>
-        <w:t xml:space="preserve">Audit sample notes for PSQ.4.b reviewed «quarterly».</w:t>
-      </w:r>
-    </w:p>
-    <w:p>
-      <w:pPr>
-        <w:pStyle w:val="Heading2"/>
-        <w:spacing w:after="100" w:before="220"/>
-      </w:pPr>
-      <w:r>
-        <w:t xml:space="preserve">PSQ.4.c — The organisation uses appropriate analytical managerial and statistical tools for its quality improvement activities.</w:t>
+        <w:t xml:space="preserve">Project file showing the analytical, managerial or statistical tool used (for example PDCA, run chart, Pareto, fishbone, 5-Why).</w:t>
       </w:r>
     </w:p>
     <w:p>
@@ -3000,7 +2968,7 @@
           <w:sz w:val="22"/>
           <w:szCs w:val="22"/>
         </w:rPr>
-        <w:t xml:space="preserve">Records showing PSQ.4.c was followed for sampled cases.</w:t>
+        <w:t xml:space="preserve">Record of what the tool's output showed.</w:t>
       </w:r>
     </w:p>
     <w:p>
@@ -3017,7 +2985,16 @@
           <w:sz w:val="22"/>
           <w:szCs w:val="22"/>
         </w:rPr>
-        <w:t xml:space="preserve">Written guidance / protocol referenced for this element (where required).</w:t>
+        <w:t xml:space="preserve">Confirmation the project is not a memo without a tool.</w:t>
+      </w:r>
+    </w:p>
+    <w:p>
+      <w:pPr>
+        <w:pStyle w:val="Heading2"/>
+        <w:spacing w:after="100" w:before="220"/>
+      </w:pPr>
+      <w:r>
+        <w:t xml:space="preserve">PSQ.4.d — The organisation has a mechanism to capture patient reported outcome measures.</w:t>
       </w:r>
     </w:p>
     <w:p>
@@ -3034,16 +3011,7 @@
           <w:sz w:val="22"/>
           <w:szCs w:val="22"/>
         </w:rPr>
-        <w:t xml:space="preserve">Audit sample notes for PSQ.4.c reviewed «quarterly».</w:t>
-      </w:r>
-    </w:p>
-    <w:p>
-      <w:pPr>
-        <w:pStyle w:val="Heading2"/>
-        <w:spacing w:after="100" w:before="220"/>
-      </w:pPr>
-      <w:r>
-        <w:t xml:space="preserve">PSQ.4.d — The organisation has a mechanism to capture patient reported outcome measures.</w:t>
+        <w:t xml:space="preserve">Written patient-reported-outcome-measure collection method, frequency and defined conditions or pathways.</w:t>
       </w:r>
     </w:p>
     <w:p>
@@ -3060,7 +3028,7 @@
           <w:sz w:val="22"/>
           <w:szCs w:val="22"/>
         </w:rPr>
-        <w:t xml:space="preserve">Records showing PSQ.4.d was followed for sampled cases.</w:t>
+        <w:t xml:space="preserve">PROM data-collection record.</w:t>
       </w:r>
     </w:p>
     <w:p>
@@ -3077,24 +3045,7 @@
           <w:sz w:val="22"/>
           <w:szCs w:val="22"/>
         </w:rPr>
-        <w:t xml:space="preserve">Written guidance / protocol referenced for this element (where required).</w:t>
-      </w:r>
-    </w:p>
-    <w:p>
-      <w:pPr>
-        <w:pStyle w:val="ListParagraph"/>
-        <w:numPr>
-          <w:ilvl w:val="0"/>
-          <w:numId w:val="1"/>
-        </w:numPr>
-        <w:spacing w:after="60"/>
-      </w:pPr>
-      <w:r>
-        <w:rPr>
-          <w:sz w:val="22"/>
-          <w:szCs w:val="22"/>
-        </w:rPr>
-        <w:t xml:space="preserve">Audit sample notes for PSQ.4.d reviewed «quarterly».</w:t>
+        <w:t xml:space="preserve">Record showing PROM results fed an improvement action.</w:t>
       </w:r>
     </w:p>
     <w:p>

--- a/policies/build/preview_hco/HCO.PSQ.4_v2_preview.docx
+++ b/policies/build/preview_hco/HCO.PSQ.4_v2_preview.docx
@@ -692,7 +692,7 @@
           <w:sz w:val="22"/>
           <w:szCs w:val="22"/>
         </w:rPr>
-        <w:t xml:space="preserve">It covers objective elements PSQ.4.a–d (4 elements).</w:t>
+        <w:t xml:space="preserve">This policy covers all 4 requirements under this standard, listed in detail below.</w:t>
       </w:r>
     </w:p>
     <w:p>
@@ -716,7 +716,7 @@
           <w:sz w:val="22"/>
           <w:szCs w:val="22"/>
         </w:rPr>
-        <w:t xml:space="preserve">This policy owns PSQ.4. Related AAC, COP, MOM, PRE and IPC duties stay with those policies — cross-reference only. Other PSQ standards stay with their own policies.</w:t>
+        <w:t xml:space="preserve">This policy covers quality improvement tools and projects specifically. Related duties — like patient assessment, clinical care, medication management, patient rights, or infection control — are covered in the hospital's other policies, not repeated here. Other PSQ standards stay with their own policies.</w:t>
       </w:r>
     </w:p>
     <w:p>
@@ -761,19 +761,19 @@
           <w:sz w:val="22"/>
           <w:szCs w:val="22"/>
         </w:rPr>
-        <w:t xml:space="preserve">It covers 4 objective elements (PSQ.4.a, PSQ.4.b, PSQ.4.c, PSQ.4.d).</w:t>
-      </w:r>
-    </w:p>
-    <w:p>
-      <w:pPr>
-        <w:spacing w:after="140"/>
-      </w:pPr>
-      <w:r>
-        <w:rPr>
-          <w:sz w:val="22"/>
-          <w:szCs w:val="22"/>
-        </w:rPr>
-        <w:t xml:space="preserve">Boundaries: do not overwrite HCO AAC, COP, MOM, PRE or IPC policies. Spell out abbreviations on first use in training materials. OE counts/levels/asterisks stay with the official portal Standards PDF. Method notes come from the Guidebook Interpretation paragraphs (scanned PDF md5 2c4489ee98de4ae9b49cba168ea9f42a).</w:t>
+        <w:t xml:space="preserve">This policy covers all 4 requirements under this standard, listed in detail below.</w:t>
+      </w:r>
+    </w:p>
+    <w:p>
+      <w:pPr>
+        <w:spacing w:after="140"/>
+      </w:pPr>
+      <w:r>
+        <w:rPr>
+          <w:sz w:val="22"/>
+          <w:szCs w:val="22"/>
+        </w:rPr>
+        <w:t xml:space="preserve">This policy covers quality improvement tools and projects specifically. Related duties — like patient assessment, clinical care, medication management, patient rights, or infection control — are covered in the hospital's other policies, not repeated here. Spell out abbreviations on first use in training materials. OE counts/levels/asterisks stay with the official portal Standards PDF. Method notes come from the Guidebook Interpretation paragraphs (scanned PDF md5 2c4489ee98de4ae9b49cba168ea9f42a).</w:t>
       </w:r>
     </w:p>
     <w:p>
